--- a/secure_local_data/검측결과통보서_가설 흙막이 지보공_20260829.docx
+++ b/secure_local_data/검측결과통보서_가설 흙막이 지보공_20260829.docx
@@ -455,7 +455,7 @@
           <w:rFonts w:ascii="맑은 고딕" w:hAnsi="맑은 고딕"/>
           <w:sz w:val="19"/>
         </w:rPr>
-        <w:t xml:space="preserve"> 지하 2층 1구역</w:t>
+        <w:t xml:space="preserve"> 지하 2층 1구역 (X1~X5 열)</w:t>
       </w:r>
     </w:p>
     <w:p>
@@ -481,7 +481,7 @@
           <w:rFonts w:ascii="맑은 고딕" w:hAnsi="맑은 고딕"/>
           <w:sz w:val="19"/>
         </w:rPr>
-        <w:t xml:space="preserve"> H-350x350x12x19</w:t>
+        <w:t xml:space="preserve"> H-350x350x12x19 강재</w:t>
       </w:r>
     </w:p>
     <w:p>
